--- a/klagomål/A 42478-2025 FSC-klagomål.docx
+++ b/klagomål/A 42478-2025 FSC-klagomål.docx
@@ -1003,7 +1003,7 @@
     <w:r>
       <w:tab/>
       <w:tab/>
-      <w:t>2026-06-18</w:t>
+      <w:t>2026-06-19</w:t>
       <w:br/>
       <w:br/>
     </w:r>

--- a/klagomål/A 42478-2025 FSC-klagomål.docx
+++ b/klagomål/A 42478-2025 FSC-klagomål.docx
@@ -1003,7 +1003,7 @@
     <w:r>
       <w:tab/>
       <w:tab/>
-      <w:t>2026-06-19</w:t>
+      <w:t>2026-06-20</w:t>
       <w:br/>
       <w:br/>
     </w:r>

--- a/klagomål/A 42478-2025 FSC-klagomål.docx
+++ b/klagomål/A 42478-2025 FSC-klagomål.docx
@@ -168,38 +168,7 @@
     </w:p>
     <w:p>
       <w:r>
-        <w:t>Detta dokument behandlar höga naturvärden i avverkningsanmälan A 42478-2025 i Sollefteå kommun som inkom 2025-09-05 och omfattar 9,3 ha.</w:t>
-      </w:r>
-    </w:p>
-    <w:p>
-      <w:r>
-        <w:t>Nedan presenteras fynd av naturvårdsarter och fridlysta arter som gjorts i det avverkningsanmälda området, samt relevanta utdrag ur standarderna för FSC, Chain of Custody, Controlled Wood och PEFC. I BILAGA 1 finns artfakta om fridlysta arter.</w:t>
-      </w:r>
-    </w:p>
-    <w:p>
-      <w:r>
-        <w:t>Vi förväntar oss att ni återkommer med ett skriftligt svar på vårt klagomål och även beskriver vilka korrigerande åtgärder ni satt in för att rätta till identifierade brister i er efterlevnad av den svenska FSC standarden.</w:t>
-      </w:r>
-    </w:p>
-    <w:p>
-      <w:pPr>
-        <w:pStyle w:val="Heading1"/>
-      </w:pPr>
-      <w:r>
-        <w:t>Naturvårdsarter</w:t>
-      </w:r>
-    </w:p>
-    <w:p>
-      <w:r>
-        <w:t>Inom 14 meter från avverkningsanmälan har följande 3 naturvårdsarter hittats: gränsticka (VU, T), rosenticka (NT, T) och tretåig hackspett (NT, T, §4). Av dessa är 3 rödlistade. För rödlistade arter har rödlistekategorin angivits inom parentes. Typiska arter inom Natura 2000 som är kopplade till skogsekosystem har markerats med (T). För fridlysta arter anges även paragrafen i Artskyddsförordningen som arten är fridlyst enligt.</w:t>
-      </w:r>
-    </w:p>
-    <w:p>
-      <w:r>
-        <w:t>De påträffade naturvårdsarterna är ett tydligt kvitto på att det rör sig om en skog med höga naturvärden.</w:t>
-      </w:r>
-      <w:r>
-        <w:t xml:space="preserve"> I Figur 1 visas fyndplatser för naturvårdsarter i området, som finns registrerade på Artportalen.</w:t>
+        <w:t>Detta klagomål behandlar höga naturvärden i avverkningsanmälan A 42478-2025 i Sollefteå kommun som inkom 2025-09-05 och omfattar 9,3 ha.</w:t>
       </w:r>
     </w:p>
     <w:p>
@@ -247,34 +216,84 @@
         <w:spacing w:after="240"/>
       </w:pPr>
       <w:r>
-        <w:t>Figur 1. Fyndplatser för naturvårdsarter inom 14 meter från avverkningsanmälan (röd linje). Markörer utan svart kant är placerade på fyndplatsen. Markörer med svart kant är placerade vid sidan av fyndplatsen och har ett svart streck som visar fyndplatsens exakta position. Kartans mittpunktskoordinat är N 7033677, E 598762 i SWEREF 99 TM.</w:t>
+        <w:t>Figur 1. Fyndplatser för naturvårdsarter inom 14 meter från avverkningsanmälan. Markörer utan svart kant är placerade på fyndplatsen. Markörer med svart kant är placerade vid sidan av fyndplatsen har ett svart streck som visar fyndplatsens exakta position. Kartans mittpunktskoordinat är N 7033677, E 598762 i SWEREF 99 TM.</w:t>
+      </w:r>
+    </w:p>
+    <w:p>
+      <w:r>
+        <w:t>Inom 14 meter från avverkningsanmälan finns fynd av 3 naturvårdsarter, varav 3 är rödlistade, 1 är fridlyst och 3 är typiska (T): gränsticka (VU, T), rosenticka (NT, T) och tretåig hackspett (NT, T, §4). Se Figur 1.</w:t>
+      </w:r>
+    </w:p>
+    <w:p>
+      <w:r>
+        <w:t>Nedan presenteras relevanta utdrag ur standarderna för FSC, Chain of Custody, Controlled Wood och PEFC.</w:t>
+      </w:r>
+    </w:p>
+    <w:p>
+      <w:r>
+        <w:t>Vi förväntar oss att ni återkommer med ett skriftligt svar på vårt klagomål och även beskriver vilka korrigerande åtgärder ni satt in för att rätta till identifierade brister i er efterlevnad av den svenska FSC standarden.</w:t>
       </w:r>
     </w:p>
     <w:p>
       <w:pPr>
-        <w:pStyle w:val="Heading2"/>
+        <w:pStyle w:val="Heading1"/>
       </w:pPr>
       <w:r>
-        <w:t>Fridlysta arter</w:t>
+        <w:t>Naturvårdsarter och fridlysta arter</w:t>
       </w:r>
     </w:p>
     <w:p>
       <w:r>
-        <w:t>Följande fridlysta arter har sina livsmiljöer och växtplatser i den avverkningsanmälda skogen: tretåig hackspett (NT, T, §4).</w:t>
+        <w:t>Nedan följer beskrivningar av de naturvårdsarter och fridlysta arter som har sina livsmiljöer och växtplatser i den avverkningsanmälda skogen. Se även ytterligare artfakta i BILAGA 1. De påträffade naturvårdsarterna är ett tydligt kvitto på att det rör sig om en skog med höga naturvärden.</w:t>
       </w:r>
     </w:p>
     <w:p>
-      <w:r>
-        <w:t xml:space="preserve">Observera att medlemsländerna är skyldiga att agera i enlighet med EU:s fågeldirektiv där det uttryckligen står att direktivet gäller för fåglar samt för deras ägg, bon och </w:t>
-      </w:r>
       <w:r>
         <w:rPr>
           <w:b/>
         </w:rPr>
-        <w:t xml:space="preserve">livsmiljöer </w:t>
-      </w:r>
-      <w:r>
-        <w:t>(artikel 1). Vidare att de åtgärder som vidtas inte får leda till en försämring av den nuvarande situationen beträffande bevarandet av de fågelarter som avses i artikel 1 (artikel 13). Fågeldirektivet är styrande för tillsynsansvariga myndigheters ärendehantering, ställningstaganden och beslutsfattande.</w:t>
+        <w:t>Gränsticka (VU)</w:t>
+      </w:r>
+      <w:r>
+        <w:t xml:space="preserve"> är en mycket bra signalart inom hela sitt utbredningsområde. Den är huvudsakligen knuten till restbestånd av barrnaturskog och förekommer med ett tydligt optimum i orörda eller måttligt påverkade gamla granskogar där det föreligger långvarig kontinuitet av grov död ved. Den totala populationen bedöms ha minskat och fortsätter att minska i takt med att grankontinuitetsskogar (äldre tidigare icke kalavverkade skogar) minskar i areal. Minskningstakten överstiger gränsvärdet för sårbar (VU). Lokaler som hyser arten bör undantas från skogsbruk, speciellt i mellersta och södra Sverige. Gränsticka är typisk art för </w:t>
+      </w:r>
+      <w:r>
+        <w:rPr>
+          <w:i/>
+        </w:rPr>
+        <w:t>9010 Taiga</w:t>
+      </w:r>
+      <w:r>
+        <w:t xml:space="preserve"> (SLU Artdatabanken, 2026; Nitare &amp; Skogsstyrelsen, 2019).</w:t>
+      </w:r>
+    </w:p>
+    <w:p>
+      <w:r>
+        <w:rPr>
+          <w:b/>
+        </w:rPr>
+        <w:t>Rosenticka (NT)</w:t>
+      </w:r>
+      <w:r>
+        <w:t xml:space="preserve">, rödlistad som nära hotad, ingår i en karaktäristisk association av vedsvampar som växer på gamla, grova granlågor i urskogsartade barrskogar. Den är placerad i toppen av Skogsstyrelsens värdepyramid för bedömning av skog med höga naturvärden och indikerar ett granskogsekosystem med långvarig kontinuitet av grova lågor. Artens beroende av grova granlågor innebär att alla skogsskötselåtgärder på eller i omedelbar närhet av lokalerna utgör ett hot på lång sikt. Det är angeläget att populationerna inte ytterligare glesas ut och ett tillräckligt antal områden där arten nu finns måste sparas för framtiden. Rosenticka är typisk art för </w:t>
+      </w:r>
+      <w:r>
+        <w:rPr>
+          <w:i/>
+        </w:rPr>
+        <w:t xml:space="preserve">9010 Taiga </w:t>
+      </w:r>
+      <w:r>
+        <w:t xml:space="preserve">och </w:t>
+      </w:r>
+      <w:r>
+        <w:rPr>
+          <w:i/>
+        </w:rPr>
+        <w:t>9050 Näringsrik granskog</w:t>
+      </w:r>
+      <w:r>
+        <w:t xml:space="preserve"> (Nitare &amp; Skogsstyrelsen, 2019; SLU Artdatabanken, 2024).</w:t>
       </w:r>
     </w:p>
     <w:p>
@@ -304,68 +323,6 @@
       </w:r>
       <w:r>
         <w:t xml:space="preserve"> (Skogsstyrelsen, 2016; SLU Artdatabanken, 2024).</w:t>
-      </w:r>
-    </w:p>
-    <w:p>
-      <w:r>
-        <w:t>I BILAGA 1 finns mer detaljerad information om ekologi samt krav på livsmiljö hos fridlysta arter.</w:t>
-      </w:r>
-    </w:p>
-    <w:p>
-      <w:pPr>
-        <w:pStyle w:val="Heading2"/>
-      </w:pPr>
-      <w:r>
-        <w:t>Övriga naturvårdsarter</w:t>
-      </w:r>
-    </w:p>
-    <w:p>
-      <w:r>
-        <w:rPr>
-          <w:b/>
-        </w:rPr>
-        <w:t>Gränsticka (VU)</w:t>
-      </w:r>
-      <w:r>
-        <w:t xml:space="preserve"> är en mycket bra signalart inom hela sitt utbredningsområde. Den är huvudsakligen knuten till restbestånd av barrnaturskog och förekommer med ett tydligt optimum i orörda eller måttligt påverkade gamla granskogar där det föreligger långvarig kontinuitet av grov död ved. Den totala populationen bedöms ha minskat och fortsätter att minska i takt med att grankontinuitetsskogar (äldre tidigare icke kalavverkade skogar) minskar i areal. Minskningstakten överstiger gränsvärdet för sårbar (VU). Lokaler som hyser arten bör undantas från skogsbruk, speciellt i mellersta och södra Sverige. Gränsticka är typisk art för </w:t>
-      </w:r>
-      <w:r>
-        <w:rPr>
-          <w:i/>
-        </w:rPr>
-        <w:t>9010 Taiga</w:t>
-      </w:r>
-      <w:r>
-        <w:t xml:space="preserve"> (SLU Artdatabanken, 2026; Nitare &amp; Skogsstyrelsen, 2019).</w:t>
-      </w:r>
-    </w:p>
-    <w:p>
-      <w:r>
-        <w:rPr>
-          <w:b/>
-        </w:rPr>
-        <w:t>Rosenticka (NT)</w:t>
-      </w:r>
-      <w:r>
-        <w:t xml:space="preserve">, rödlistad som nära hotad, ingår i en karaktäristisk association av vedsvampar som växer på gamla, grova granlågor i urskogsartade barrskogar. Den är placerad i toppen av Skogsstyrelsens värdepyramid för bedömning av skog med höga naturvärden och indikerar ett granskogsekosystem med långvarig kontinuitet av grova lågor. Artens beroende av grova granlågor innebär att alla skogsskötselåtgärder på eller i omedelbar närhet av lokalerna utgör ett hot på lång sikt. Det är angeläget att populationerna inte ytterligare glesas ut och ett tillräckligt antal områden där arten nu finns måste sparas för framtiden. Rosenticka är typisk art för </w:t>
-      </w:r>
-      <w:r>
-        <w:rPr>
-          <w:i/>
-        </w:rPr>
-        <w:t xml:space="preserve">9010 Taiga </w:t>
-      </w:r>
-      <w:r>
-        <w:t xml:space="preserve">och </w:t>
-      </w:r>
-      <w:r>
-        <w:rPr>
-          <w:i/>
-        </w:rPr>
-        <w:t>9050 Näringsrik granskog</w:t>
-      </w:r>
-      <w:r>
-        <w:t xml:space="preserve"> (Nitare &amp; Skogsstyrelsen, 2019; SLU Artdatabanken, 2024).</w:t>
       </w:r>
     </w:p>
     <w:p>
@@ -1003,7 +960,7 @@
     <w:r>
       <w:tab/>
       <w:tab/>
-      <w:t>2026-06-20</w:t>
+      <w:t>2026-06-21</w:t>
       <w:br/>
       <w:br/>
     </w:r>

--- a/klagomål/A 42478-2025 FSC-klagomål.docx
+++ b/klagomål/A 42478-2025 FSC-klagomål.docx
@@ -960,7 +960,7 @@
     <w:r>
       <w:tab/>
       <w:tab/>
-      <w:t>2026-06-21</w:t>
+      <w:t>2026-06-22</w:t>
       <w:br/>
       <w:br/>
     </w:r>

--- a/klagomål/A 42478-2025 FSC-klagomål.docx
+++ b/klagomål/A 42478-2025 FSC-klagomål.docx
@@ -960,7 +960,7 @@
     <w:r>
       <w:tab/>
       <w:tab/>
-      <w:t>2026-06-22</w:t>
+      <w:t>2026-06-23</w:t>
       <w:br/>
       <w:br/>
     </w:r>

--- a/klagomål/A 42478-2025 FSC-klagomål.docx
+++ b/klagomål/A 42478-2025 FSC-klagomål.docx
@@ -960,7 +960,7 @@
     <w:r>
       <w:tab/>
       <w:tab/>
-      <w:t>2026-06-23</w:t>
+      <w:t>2026-06-24</w:t>
       <w:br/>
       <w:br/>
     </w:r>

--- a/klagomål/A 42478-2025 FSC-klagomål.docx
+++ b/klagomål/A 42478-2025 FSC-klagomål.docx
@@ -960,7 +960,7 @@
     <w:r>
       <w:tab/>
       <w:tab/>
-      <w:t>2026-06-24</w:t>
+      <w:t>2026-06-25</w:t>
       <w:br/>
       <w:br/>
     </w:r>

--- a/klagomål/A 42478-2025 FSC-klagomål.docx
+++ b/klagomål/A 42478-2025 FSC-klagomål.docx
@@ -960,7 +960,7 @@
     <w:r>
       <w:tab/>
       <w:tab/>
-      <w:t>2026-06-25</w:t>
+      <w:t>2026-06-26</w:t>
       <w:br/>
       <w:br/>
     </w:r>

--- a/klagomål/A 42478-2025 FSC-klagomål.docx
+++ b/klagomål/A 42478-2025 FSC-klagomål.docx
@@ -960,7 +960,7 @@
     <w:r>
       <w:tab/>
       <w:tab/>
-      <w:t>2026-06-26</w:t>
+      <w:t>2026-06-27</w:t>
       <w:br/>
       <w:br/>
     </w:r>

--- a/klagomål/A 42478-2025 FSC-klagomål.docx
+++ b/klagomål/A 42478-2025 FSC-klagomål.docx
@@ -960,7 +960,7 @@
     <w:r>
       <w:tab/>
       <w:tab/>
-      <w:t>2026-06-27</w:t>
+      <w:t>2026-06-28</w:t>
       <w:br/>
       <w:br/>
     </w:r>

--- a/klagomål/A 42478-2025 FSC-klagomål.docx
+++ b/klagomål/A 42478-2025 FSC-klagomål.docx
@@ -960,7 +960,7 @@
     <w:r>
       <w:tab/>
       <w:tab/>
-      <w:t>2026-06-28</w:t>
+      <w:t>2026-06-29</w:t>
       <w:br/>
       <w:br/>
     </w:r>

--- a/klagomål/A 42478-2025 FSC-klagomål.docx
+++ b/klagomål/A 42478-2025 FSC-klagomål.docx
@@ -960,7 +960,7 @@
     <w:r>
       <w:tab/>
       <w:tab/>
-      <w:t>2026-06-29</w:t>
+      <w:t>2026-06-30</w:t>
       <w:br/>
       <w:br/>
     </w:r>

--- a/klagomål/A 42478-2025 FSC-klagomål.docx
+++ b/klagomål/A 42478-2025 FSC-klagomål.docx
@@ -960,7 +960,7 @@
     <w:r>
       <w:tab/>
       <w:tab/>
-      <w:t>2026-06-30</w:t>
+      <w:t>2026-07-01</w:t>
       <w:br/>
       <w:br/>
     </w:r>

--- a/klagomål/A 42478-2025 FSC-klagomål.docx
+++ b/klagomål/A 42478-2025 FSC-klagomål.docx
@@ -960,7 +960,7 @@
     <w:r>
       <w:tab/>
       <w:tab/>
-      <w:t>2026-07-13</w:t>
+      <w:t>2026-07-14</w:t>
       <w:br/>
       <w:br/>
     </w:r>

--- a/klagomål/A 42478-2025 FSC-klagomål.docx
+++ b/klagomål/A 42478-2025 FSC-klagomål.docx
@@ -960,7 +960,7 @@
     <w:r>
       <w:tab/>
       <w:tab/>
-      <w:t>2026-07-14</w:t>
+      <w:t>2026-07-15</w:t>
       <w:br/>
       <w:br/>
     </w:r>

--- a/klagomål/A 42478-2025 FSC-klagomål.docx
+++ b/klagomål/A 42478-2025 FSC-klagomål.docx
@@ -960,7 +960,7 @@
     <w:r>
       <w:tab/>
       <w:tab/>
-      <w:t>2026-07-15</w:t>
+      <w:t>2026-07-16</w:t>
       <w:br/>
       <w:br/>
     </w:r>

--- a/klagomål/A 42478-2025 FSC-klagomål.docx
+++ b/klagomål/A 42478-2025 FSC-klagomål.docx
@@ -960,7 +960,7 @@
     <w:r>
       <w:tab/>
       <w:tab/>
-      <w:t>2026-07-16</w:t>
+      <w:t>2026-07-17</w:t>
       <w:br/>
       <w:br/>
     </w:r>

--- a/klagomål/A 42478-2025 FSC-klagomål.docx
+++ b/klagomål/A 42478-2025 FSC-klagomål.docx
@@ -960,7 +960,7 @@
     <w:r>
       <w:tab/>
       <w:tab/>
-      <w:t>2026-07-17</w:t>
+      <w:t>2026-07-18</w:t>
       <w:br/>
       <w:br/>
     </w:r>

--- a/klagomål/A 42478-2025 FSC-klagomål.docx
+++ b/klagomål/A 42478-2025 FSC-klagomål.docx
@@ -960,7 +960,7 @@
     <w:r>
       <w:tab/>
       <w:tab/>
-      <w:t>2026-07-18</w:t>
+      <w:t>2026-07-19</w:t>
       <w:br/>
       <w:br/>
     </w:r>

--- a/klagomål/A 42478-2025 FSC-klagomål.docx
+++ b/klagomål/A 42478-2025 FSC-klagomål.docx
@@ -960,7 +960,7 @@
     <w:r>
       <w:tab/>
       <w:tab/>
-      <w:t>2026-07-19</w:t>
+      <w:t>2026-07-20</w:t>
       <w:br/>
       <w:br/>
     </w:r>

--- a/klagomål/A 42478-2025 FSC-klagomål.docx
+++ b/klagomål/A 42478-2025 FSC-klagomål.docx
@@ -960,7 +960,7 @@
     <w:r>
       <w:tab/>
       <w:tab/>
-      <w:t>2026-07-20</w:t>
+      <w:t>2026-07-21</w:t>
       <w:br/>
       <w:br/>
     </w:r>

--- a/klagomål/A 42478-2025 FSC-klagomål.docx
+++ b/klagomål/A 42478-2025 FSC-klagomål.docx
@@ -960,7 +960,7 @@
     <w:r>
       <w:tab/>
       <w:tab/>
-      <w:t>2026-07-21</w:t>
+      <w:t>2026-07-22</w:t>
       <w:br/>
       <w:br/>
     </w:r>

--- a/klagomål/A 42478-2025 FSC-klagomål.docx
+++ b/klagomål/A 42478-2025 FSC-klagomål.docx
@@ -960,7 +960,7 @@
     <w:r>
       <w:tab/>
       <w:tab/>
-      <w:t>2026-07-22</w:t>
+      <w:t>2026-07-23</w:t>
       <w:br/>
       <w:br/>
     </w:r>

--- a/klagomål/A 42478-2025 FSC-klagomål.docx
+++ b/klagomål/A 42478-2025 FSC-klagomål.docx
@@ -960,7 +960,7 @@
     <w:r>
       <w:tab/>
       <w:tab/>
-      <w:t>2026-07-23</w:t>
+      <w:t>2026-07-24</w:t>
       <w:br/>
       <w:br/>
     </w:r>

--- a/klagomål/A 42478-2025 FSC-klagomål.docx
+++ b/klagomål/A 42478-2025 FSC-klagomål.docx
@@ -960,7 +960,7 @@
     <w:r>
       <w:tab/>
       <w:tab/>
-      <w:t>2026-07-24</w:t>
+      <w:t>2026-07-25</w:t>
       <w:br/>
       <w:br/>
     </w:r>

--- a/klagomål/A 42478-2025 FSC-klagomål.docx
+++ b/klagomål/A 42478-2025 FSC-klagomål.docx
@@ -960,7 +960,7 @@
     <w:r>
       <w:tab/>
       <w:tab/>
-      <w:t>2026-07-25</w:t>
+      <w:t>2026-07-26</w:t>
       <w:br/>
       <w:br/>
     </w:r>

--- a/klagomål/A 42478-2025 FSC-klagomål.docx
+++ b/klagomål/A 42478-2025 FSC-klagomål.docx
@@ -960,7 +960,7 @@
     <w:r>
       <w:tab/>
       <w:tab/>
-      <w:t>2026-07-26</w:t>
+      <w:t>2026-07-27</w:t>
       <w:br/>
       <w:br/>
     </w:r>

--- a/klagomål/A 42478-2025 FSC-klagomål.docx
+++ b/klagomål/A 42478-2025 FSC-klagomål.docx
@@ -960,7 +960,7 @@
     <w:r>
       <w:tab/>
       <w:tab/>
-      <w:t>2026-07-27</w:t>
+      <w:t>2026-07-28</w:t>
       <w:br/>
       <w:br/>
     </w:r>

--- a/klagomål/A 42478-2025 FSC-klagomål.docx
+++ b/klagomål/A 42478-2025 FSC-klagomål.docx
@@ -960,7 +960,7 @@
     <w:r>
       <w:tab/>
       <w:tab/>
-      <w:t>2026-07-28</w:t>
+      <w:t>2026-07-29</w:t>
       <w:br/>
       <w:br/>
     </w:r>

--- a/klagomål/A 42478-2025 FSC-klagomål.docx
+++ b/klagomål/A 42478-2025 FSC-klagomål.docx
@@ -960,7 +960,7 @@
     <w:r>
       <w:tab/>
       <w:tab/>
-      <w:t>2026-07-29</w:t>
+      <w:t>2026-07-30</w:t>
       <w:br/>
       <w:br/>
     </w:r>

--- a/klagomål/A 42478-2025 FSC-klagomål.docx
+++ b/klagomål/A 42478-2025 FSC-klagomål.docx
@@ -960,7 +960,7 @@
     <w:r>
       <w:tab/>
       <w:tab/>
-      <w:t>2026-07-30</w:t>
+      <w:t>2026-07-31</w:t>
       <w:br/>
       <w:br/>
     </w:r>

--- a/klagomål/A 42478-2025 FSC-klagomål.docx
+++ b/klagomål/A 42478-2025 FSC-klagomål.docx
@@ -960,7 +960,7 @@
     <w:r>
       <w:tab/>
       <w:tab/>
-      <w:t>2026-07-31</w:t>
+      <w:t>2026-08-01</w:t>
       <w:br/>
       <w:br/>
     </w:r>

--- a/klagomål/A 42478-2025 FSC-klagomål.docx
+++ b/klagomål/A 42478-2025 FSC-klagomål.docx
@@ -960,7 +960,7 @@
     <w:r>
       <w:tab/>
       <w:tab/>
-      <w:t>2026-08-01</w:t>
+      <w:t>2026-08-02</w:t>
       <w:br/>
       <w:br/>
     </w:r>

--- a/klagomål/A 42478-2025 FSC-klagomål.docx
+++ b/klagomål/A 42478-2025 FSC-klagomål.docx
@@ -960,7 +960,7 @@
     <w:r>
       <w:tab/>
       <w:tab/>
-      <w:t>2026-08-02</w:t>
+      <w:t>2026-08-03</w:t>
       <w:br/>
       <w:br/>
     </w:r>

--- a/klagomål/A 42478-2025 FSC-klagomål.docx
+++ b/klagomål/A 42478-2025 FSC-klagomål.docx
@@ -960,7 +960,7 @@
     <w:r>
       <w:tab/>
       <w:tab/>
-      <w:t>2026-08-03</w:t>
+      <w:t>2026-08-05</w:t>
       <w:br/>
       <w:br/>
     </w:r>

--- a/klagomål/A 42478-2025 FSC-klagomål.docx
+++ b/klagomål/A 42478-2025 FSC-klagomål.docx
@@ -960,7 +960,7 @@
     <w:r>
       <w:tab/>
       <w:tab/>
-      <w:t>2026-08-05</w:t>
+      <w:t>2026-08-07</w:t>
       <w:br/>
       <w:br/>
     </w:r>

--- a/klagomål/A 42478-2025 FSC-klagomål.docx
+++ b/klagomål/A 42478-2025 FSC-klagomål.docx
@@ -960,7 +960,7 @@
     <w:r>
       <w:tab/>
       <w:tab/>
-      <w:t>2026-08-07</w:t>
+      <w:t>2026-08-08</w:t>
       <w:br/>
       <w:br/>
     </w:r>

--- a/klagomål/A 42478-2025 FSC-klagomål.docx
+++ b/klagomål/A 42478-2025 FSC-klagomål.docx
@@ -216,7 +216,7 @@
         <w:spacing w:after="240"/>
       </w:pPr>
       <w:r>
-        <w:t>Figur 1. Fyndplatser för naturvårdsarter inom 14 meter från avverkningsanmälan. Markörer utan svart kant är placerade på fyndplatsen. Markörer med svart kant är placerade vid sidan av fyndplatsen har ett svart streck som visar fyndplatsens exakta position. Kartans mittpunktskoordinat är N 7033677, E 598762 i SWEREF 99 TM.</w:t>
+        <w:t>Figur 1. Fyndplatser för naturvårdsarter inom 14 meter från avverkningsanmälan. Markörer utan svart kant är placerade på fyndplatsen. Markörer med svart kant är placerade vid sidan av fyndplatsen och har ett svart streck som visar fyndplatsens exakta position. Kartans mittpunktskoordinat är N 7033677, E 598762 i SWEREF 99 TM.</w:t>
       </w:r>
     </w:p>
     <w:p>
@@ -960,7 +960,7 @@
     <w:r>
       <w:tab/>
       <w:tab/>
-      <w:t>2026-08-14</w:t>
+      <w:t>2026-08-15</w:t>
       <w:br/>
       <w:br/>
     </w:r>

--- a/klagomål/A 42478-2025 FSC-klagomål.docx
+++ b/klagomål/A 42478-2025 FSC-klagomål.docx
@@ -960,7 +960,7 @@
     <w:r>
       <w:tab/>
       <w:tab/>
-      <w:t>2026-08-15</w:t>
+      <w:t>2026-08-16</w:t>
       <w:br/>
       <w:br/>
     </w:r>

--- a/klagomål/A 42478-2025 FSC-klagomål.docx
+++ b/klagomål/A 42478-2025 FSC-klagomål.docx
@@ -960,7 +960,7 @@
     <w:r>
       <w:tab/>
       <w:tab/>
-      <w:t>2026-08-16</w:t>
+      <w:t>2026-08-17</w:t>
       <w:br/>
       <w:br/>
     </w:r>

--- a/klagomål/A 42478-2025 FSC-klagomål.docx
+++ b/klagomål/A 42478-2025 FSC-klagomål.docx
@@ -960,7 +960,7 @@
     <w:r>
       <w:tab/>
       <w:tab/>
-      <w:t>2026-08-17</w:t>
+      <w:t>2026-08-18</w:t>
       <w:br/>
       <w:br/>
     </w:r>

--- a/klagomål/A 42478-2025 FSC-klagomål.docx
+++ b/klagomål/A 42478-2025 FSC-klagomål.docx
@@ -960,7 +960,7 @@
     <w:r>
       <w:tab/>
       <w:tab/>
-      <w:t>2026-08-18</w:t>
+      <w:t>2026-08-19</w:t>
       <w:br/>
       <w:br/>
     </w:r>

--- a/klagomål/A 42478-2025 FSC-klagomål.docx
+++ b/klagomål/A 42478-2025 FSC-klagomål.docx
@@ -960,7 +960,7 @@
     <w:r>
       <w:tab/>
       <w:tab/>
-      <w:t>2026-08-19</w:t>
+      <w:t>2026-08-20</w:t>
       <w:br/>
       <w:br/>
     </w:r>

--- a/klagomål/A 42478-2025 FSC-klagomål.docx
+++ b/klagomål/A 42478-2025 FSC-klagomål.docx
@@ -960,7 +960,7 @@
     <w:r>
       <w:tab/>
       <w:tab/>
-      <w:t>2026-08-20</w:t>
+      <w:t>2026-08-21</w:t>
       <w:br/>
       <w:br/>
     </w:r>

--- a/klagomål/A 42478-2025 FSC-klagomål.docx
+++ b/klagomål/A 42478-2025 FSC-klagomål.docx
@@ -960,7 +960,7 @@
     <w:r>
       <w:tab/>
       <w:tab/>
-      <w:t>2026-08-21</w:t>
+      <w:t>2026-08-22</w:t>
       <w:br/>
       <w:br/>
     </w:r>

--- a/klagomål/A 42478-2025 FSC-klagomål.docx
+++ b/klagomål/A 42478-2025 FSC-klagomål.docx
@@ -960,7 +960,7 @@
     <w:r>
       <w:tab/>
       <w:tab/>
-      <w:t>2026-08-22</w:t>
+      <w:t>2026-08-23</w:t>
       <w:br/>
       <w:br/>
     </w:r>

--- a/klagomål/A 42478-2025 FSC-klagomål.docx
+++ b/klagomål/A 42478-2025 FSC-klagomål.docx
@@ -960,7 +960,7 @@
     <w:r>
       <w:tab/>
       <w:tab/>
-      <w:t>2026-08-23</w:t>
+      <w:t>2026-08-24</w:t>
       <w:br/>
       <w:br/>
     </w:r>

--- a/klagomål/A 42478-2025 FSC-klagomål.docx
+++ b/klagomål/A 42478-2025 FSC-klagomål.docx
@@ -960,7 +960,7 @@
     <w:r>
       <w:tab/>
       <w:tab/>
-      <w:t>2026-08-24</w:t>
+      <w:t>2026-08-25</w:t>
       <w:br/>
       <w:br/>
     </w:r>

--- a/klagomål/A 42478-2025 FSC-klagomål.docx
+++ b/klagomål/A 42478-2025 FSC-klagomål.docx
@@ -960,7 +960,7 @@
     <w:r>
       <w:tab/>
       <w:tab/>
-      <w:t>2026-08-25</w:t>
+      <w:t>2026-08-26</w:t>
       <w:br/>
       <w:br/>
     </w:r>

--- a/klagomål/A 42478-2025 FSC-klagomål.docx
+++ b/klagomål/A 42478-2025 FSC-klagomål.docx
@@ -960,7 +960,7 @@
     <w:r>
       <w:tab/>
       <w:tab/>
-      <w:t>2026-08-26</w:t>
+      <w:t>2026-08-27</w:t>
       <w:br/>
       <w:br/>
     </w:r>

--- a/klagomål/A 42478-2025 FSC-klagomål.docx
+++ b/klagomål/A 42478-2025 FSC-klagomål.docx
@@ -960,7 +960,7 @@
     <w:r>
       <w:tab/>
       <w:tab/>
-      <w:t>2026-08-27</w:t>
+      <w:t>2026-08-28</w:t>
       <w:br/>
       <w:br/>
     </w:r>

--- a/klagomål/A 42478-2025 FSC-klagomål.docx
+++ b/klagomål/A 42478-2025 FSC-klagomål.docx
@@ -960,7 +960,7 @@
     <w:r>
       <w:tab/>
       <w:tab/>
-      <w:t>2026-08-28</w:t>
+      <w:t>2026-08-29</w:t>
       <w:br/>
       <w:br/>
     </w:r>

--- a/klagomål/A 42478-2025 FSC-klagomål.docx
+++ b/klagomål/A 42478-2025 FSC-klagomål.docx
@@ -960,7 +960,7 @@
     <w:r>
       <w:tab/>
       <w:tab/>
-      <w:t>2026-08-29</w:t>
+      <w:t>2026-08-31</w:t>
       <w:br/>
       <w:br/>
     </w:r>

--- a/klagomål/A 42478-2025 FSC-klagomål.docx
+++ b/klagomål/A 42478-2025 FSC-klagomål.docx
@@ -960,7 +960,7 @@
     <w:r>
       <w:tab/>
       <w:tab/>
-      <w:t>2026-08-31</w:t>
+      <w:t>2026-09-01</w:t>
       <w:br/>
       <w:br/>
     </w:r>

--- a/klagomål/A 42478-2025 FSC-klagomål.docx
+++ b/klagomål/A 42478-2025 FSC-klagomål.docx
@@ -960,7 +960,7 @@
     <w:r>
       <w:tab/>
       <w:tab/>
-      <w:t>2026-09-01</w:t>
+      <w:t>2026-09-02</w:t>
       <w:br/>
       <w:br/>
     </w:r>

--- a/klagomål/A 42478-2025 FSC-klagomål.docx
+++ b/klagomål/A 42478-2025 FSC-klagomål.docx
@@ -960,7 +960,7 @@
     <w:r>
       <w:tab/>
       <w:tab/>
-      <w:t>2026-09-02</w:t>
+      <w:t>2026-09-03</w:t>
       <w:br/>
       <w:br/>
     </w:r>

--- a/klagomål/A 42478-2025 FSC-klagomål.docx
+++ b/klagomål/A 42478-2025 FSC-klagomål.docx
@@ -960,7 +960,7 @@
     <w:r>
       <w:tab/>
       <w:tab/>
-      <w:t>2026-09-03</w:t>
+      <w:t>2026-09-04</w:t>
       <w:br/>
       <w:br/>
     </w:r>

--- a/klagomål/A 42478-2025 FSC-klagomål.docx
+++ b/klagomål/A 42478-2025 FSC-klagomål.docx
@@ -960,7 +960,7 @@
     <w:r>
       <w:tab/>
       <w:tab/>
-      <w:t>2026-09-04</w:t>
+      <w:t>2026-09-05</w:t>
       <w:br/>
       <w:br/>
     </w:r>

--- a/klagomål/A 42478-2025 FSC-klagomål.docx
+++ b/klagomål/A 42478-2025 FSC-klagomål.docx
@@ -960,7 +960,7 @@
     <w:r>
       <w:tab/>
       <w:tab/>
-      <w:t>2026-09-05</w:t>
+      <w:t>2026-09-06</w:t>
       <w:br/>
       <w:br/>
     </w:r>

--- a/klagomål/A 42478-2025 FSC-klagomål.docx
+++ b/klagomål/A 42478-2025 FSC-klagomål.docx
@@ -960,7 +960,7 @@
     <w:r>
       <w:tab/>
       <w:tab/>
-      <w:t>2026-09-06</w:t>
+      <w:t>2026-09-07</w:t>
       <w:br/>
       <w:br/>
     </w:r>

--- a/klagomål/A 42478-2025 FSC-klagomål.docx
+++ b/klagomål/A 42478-2025 FSC-klagomål.docx
@@ -960,7 +960,7 @@
     <w:r>
       <w:tab/>
       <w:tab/>
-      <w:t>2026-09-07</w:t>
+      <w:t>2026-09-08</w:t>
       <w:br/>
       <w:br/>
     </w:r>

--- a/klagomål/A 42478-2025 FSC-klagomål.docx
+++ b/klagomål/A 42478-2025 FSC-klagomål.docx
@@ -960,7 +960,7 @@
     <w:r>
       <w:tab/>
       <w:tab/>
-      <w:t>2026-09-08</w:t>
+      <w:t>2026-09-09</w:t>
       <w:br/>
       <w:br/>
     </w:r>

--- a/klagomål/A 42478-2025 FSC-klagomål.docx
+++ b/klagomål/A 42478-2025 FSC-klagomål.docx
@@ -960,7 +960,7 @@
     <w:r>
       <w:tab/>
       <w:tab/>
-      <w:t>2026-09-09</w:t>
+      <w:t>2026-09-10</w:t>
       <w:br/>
       <w:br/>
     </w:r>

--- a/klagomål/A 42478-2025 FSC-klagomål.docx
+++ b/klagomål/A 42478-2025 FSC-klagomål.docx
@@ -960,7 +960,7 @@
     <w:r>
       <w:tab/>
       <w:tab/>
-      <w:t>2026-09-10</w:t>
+      <w:t>2026-09-11</w:t>
       <w:br/>
       <w:br/>
     </w:r>

--- a/klagomål/A 42478-2025 FSC-klagomål.docx
+++ b/klagomål/A 42478-2025 FSC-klagomål.docx
@@ -960,7 +960,7 @@
     <w:r>
       <w:tab/>
       <w:tab/>
-      <w:t>2026-09-11</w:t>
+      <w:t>2026-09-12</w:t>
       <w:br/>
       <w:br/>
     </w:r>
